--- a/docs/docx/activity5-evaluation.docx
+++ b/docs/docx/activity5-evaluation.docx
@@ -20,7 +20,11 @@
     </w:p>
     <w:p>
       <w:pPr>
-        <w:pStyle w:val="FirstParagraph"/>
+        <w:pStyle w:val="Compact"/>
+        <w:numPr>
+          <w:ilvl w:val="0"/>
+          <w:numId w:val="1000"/>
+        </w:numPr>
       </w:pPr>
       <w:r>
         <w:t xml:space="preserve">Ran the old and new versions with the same input - identical output and a byte for byte identical plot for USA and Russia. USA vs Russia 1965-2013 gives 1257.13 h vs 527.90 h, which adds up to the last point on the plot.</w:t>
@@ -36,7 +40,11 @@
     </w:p>
     <w:p>
       <w:pPr>
-        <w:pStyle w:val="FirstParagraph"/>
+        <w:pStyle w:val="Compact"/>
+        <w:numPr>
+          <w:ilvl w:val="0"/>
+          <w:numId w:val="1000"/>
+        </w:numPr>
       </w:pPr>
       <w:r>
         <w:rPr>
@@ -61,7 +69,11 @@
     </w:p>
     <w:p>
       <w:pPr>
-        <w:pStyle w:val="FirstParagraph"/>
+        <w:pStyle w:val="Compact"/>
+        <w:numPr>
+          <w:ilvl w:val="0"/>
+          <w:numId w:val="1000"/>
+        </w:numPr>
       </w:pPr>
       <w:r>
         <w:t xml:space="preserve">Checks count, total and average for each country, that both start and end years are included, that no matches gives 0 and</w:t>
@@ -86,7 +98,11 @@
     </w:p>
     <w:p>
       <w:pPr>
-        <w:pStyle w:val="FirstParagraph"/>
+        <w:pStyle w:val="Compact"/>
+        <w:numPr>
+          <w:ilvl w:val="0"/>
+          <w:numId w:val="1000"/>
+        </w:numPr>
       </w:pPr>
       <w:r>
         <w:t xml:space="preserve">Category boundaries (3.99 Short, 4 Standard, 7 Long) and that the real data still gives USA 1360.07, Russia 626.58 and 84/214/76.</w:t>
@@ -102,7 +118,11 @@
     </w:p>
     <w:p>
       <w:pPr>
-        <w:pStyle w:val="FirstParagraph"/>
+        <w:pStyle w:val="Compact"/>
+        <w:numPr>
+          <w:ilvl w:val="0"/>
+          <w:numId w:val="1000"/>
+        </w:numPr>
       </w:pPr>
       <w:r>
         <w:t xml:space="preserve">Start year after end year, non-numeric year, unknown country and missing file all get asked again instead of crashing. One test also runs the whole app with fake input and output.</w:t>
@@ -118,7 +138,11 @@
     </w:p>
     <w:p>
       <w:pPr>
-        <w:pStyle w:val="FirstParagraph"/>
+        <w:pStyle w:val="Compact"/>
+        <w:numPr>
+          <w:ilvl w:val="0"/>
+          <w:numId w:val="1000"/>
+        </w:numPr>
       </w:pPr>
       <w:r>
         <w:t xml:space="preserve">Before - one 70 line script, importing it ran the program, no tests and bad input crashed or printed 0.00. After - six modules, nothing runs on import, 14 tests and bad input is asked again.</w:t>
@@ -134,7 +158,11 @@
     </w:p>
     <w:p>
       <w:pPr>
-        <w:pStyle w:val="FirstParagraph"/>
+        <w:pStyle w:val="Compact"/>
+        <w:numPr>
+          <w:ilvl w:val="0"/>
+          <w:numId w:val="1000"/>
+        </w:numPr>
       </w:pPr>
       <w:r>
         <w:t xml:space="preserve">5 of 6 - analysis, console and app for the comparison itself, loader and entry point only for bad input handling. Plot wasn’t touched.</w:t>
@@ -150,7 +178,11 @@
     </w:p>
     <w:p>
       <w:pPr>
-        <w:pStyle w:val="FirstParagraph"/>
+        <w:pStyle w:val="Compact"/>
+        <w:numPr>
+          <w:ilvl w:val="0"/>
+          <w:numId w:val="1000"/>
+        </w:numPr>
       </w:pPr>
       <w:r>
         <w:t xml:space="preserve">Entry point depends on everything since it sets the program up, app only depends on analysis and the rest don’t depend on each other.</w:t>
@@ -166,7 +198,11 @@
     </w:p>
     <w:p>
       <w:pPr>
-        <w:pStyle w:val="FirstParagraph"/>
+        <w:pStyle w:val="Compact"/>
+        <w:numPr>
+          <w:ilvl w:val="0"/>
+          <w:numId w:val="1000"/>
+        </w:numPr>
       </w:pPr>
       <w:r>
         <w:t xml:space="preserve">Yes - analysis has no input or output so tests just pass in a list. Only one test reads the real file and none open a plot.</w:t>
@@ -182,7 +218,11 @@
     </w:p>
     <w:p>
       <w:pPr>
-        <w:pStyle w:val="FirstParagraph"/>
+        <w:pStyle w:val="Compact"/>
+        <w:numPr>
+          <w:ilvl w:val="0"/>
+          <w:numId w:val="1000"/>
+        </w:numPr>
       </w:pPr>
       <w:r>
         <w:t xml:space="preserve">Yes - a wrong number is in analysis, a wrong prompt is in the console, a load error is in the loader. Before it was all one loop.</w:t>
@@ -198,7 +238,11 @@
     </w:p>
     <w:p>
       <w:pPr>
-        <w:pStyle w:val="FirstParagraph"/>
+        <w:pStyle w:val="Compact"/>
+        <w:numPr>
+          <w:ilvl w:val="0"/>
+          <w:numId w:val="1000"/>
+        </w:numPr>
       </w:pPr>
       <w:r>
         <w:t xml:space="preserve">Yes - every prompt uses one re-ask loop and the comparison reuses the existing country total instead of summing hours again.</w:t>
@@ -214,40 +258,14 @@
     </w:p>
     <w:p>
       <w:pPr>
-        <w:pStyle w:val="FirstParagraph"/>
+        <w:pStyle w:val="Compact"/>
+        <w:numPr>
+          <w:ilvl w:val="0"/>
+          <w:numId w:val="1000"/>
+        </w:numPr>
       </w:pPr>
       <w:r>
         <w:t xml:space="preserve">A bit - more files to jump between and the app takes four arguments. No base classes or new libraries though, and it’s what made FR22 and the tests easy.</w:t>
-      </w:r>
-    </w:p>
-    <w:p>
-      <w:pPr>
-        <w:pStyle w:val="Heading2"/>
-      </w:pPr>
-      <w:r>
-        <w:t xml:space="preserve">Record your second architectural decision</w:t>
-      </w:r>
-    </w:p>
-    <w:p>
-      <w:pPr>
-        <w:pStyle w:val="FirstParagraph"/>
-      </w:pPr>
-      <w:r>
-        <w:t xml:space="preserve">See</w:t>
-      </w:r>
-      <w:r>
-        <w:t xml:space="preserve"> </w:t>
-      </w:r>
-      <w:hyperlink r:id="rId9">
-        <w:r>
-          <w:rPr>
-            <w:rStyle w:val="Hyperlink"/>
-          </w:rPr>
-          <w:t xml:space="preserve">ADR-002</w:t>
-        </w:r>
-      </w:hyperlink>
-      <w:r>
-        <w:t xml:space="preserve">.</w:t>
       </w:r>
     </w:p>
     <w:sectPr>
@@ -289,7 +307,7 @@
     <w:multiLevelType w:val="multilevel"/>
     <w:lvl w:ilvl="0">
       <w:numFmt w:val="bullet"/>
-      <w:lvlText w:val=" "/>
+      <w:lvlText w:val="•"/>
       <w:lvlJc w:val="left"/>
       <w:pPr>
         <w:ind w:left="720" w:hanging="360"/>
@@ -297,7 +315,7 @@
     </w:lvl>
     <w:lvl w:ilvl="1">
       <w:numFmt w:val="bullet"/>
-      <w:lvlText w:val=" "/>
+      <w:lvlText w:val="•"/>
       <w:lvlJc w:val="left"/>
       <w:pPr>
         <w:ind w:left="1440" w:hanging="360"/>
@@ -305,7 +323,7 @@
     </w:lvl>
     <w:lvl w:ilvl="2">
       <w:numFmt w:val="bullet"/>
-      <w:lvlText w:val=" "/>
+      <w:lvlText w:val="•"/>
       <w:lvlJc w:val="left"/>
       <w:pPr>
         <w:ind w:left="2160" w:hanging="360"/>
@@ -313,7 +331,7 @@
     </w:lvl>
     <w:lvl w:ilvl="3">
       <w:numFmt w:val="bullet"/>
-      <w:lvlText w:val=" "/>
+      <w:lvlText w:val="•"/>
       <w:lvlJc w:val="left"/>
       <w:pPr>
         <w:ind w:left="2880" w:hanging="360"/>
@@ -321,7 +339,7 @@
     </w:lvl>
     <w:lvl w:ilvl="4">
       <w:numFmt w:val="bullet"/>
-      <w:lvlText w:val=" "/>
+      <w:lvlText w:val="•"/>
       <w:lvlJc w:val="left"/>
       <w:pPr>
         <w:ind w:left="3600" w:hanging="360"/>
@@ -329,7 +347,7 @@
     </w:lvl>
     <w:lvl w:ilvl="5">
       <w:numFmt w:val="bullet"/>
-      <w:lvlText w:val=" "/>
+      <w:lvlText w:val="•"/>
       <w:lvlJc w:val="left"/>
       <w:pPr>
         <w:ind w:left="4320" w:hanging="360"/>
@@ -337,7 +355,7 @@
     </w:lvl>
     <w:lvl w:ilvl="6">
       <w:numFmt w:val="bullet"/>
-      <w:lvlText w:val=" "/>
+      <w:lvlText w:val="•"/>
       <w:lvlJc w:val="left"/>
       <w:pPr>
         <w:ind w:left="5040" w:hanging="360"/>
@@ -345,7 +363,7 @@
     </w:lvl>
     <w:lvl w:ilvl="7">
       <w:numFmt w:val="bullet"/>
-      <w:lvlText w:val=" "/>
+      <w:lvlText w:val="•"/>
       <w:lvlJc w:val="left"/>
       <w:pPr>
         <w:ind w:left="5760" w:hanging="360"/>
@@ -353,7 +371,7 @@
     </w:lvl>
     <w:lvl w:ilvl="8">
       <w:numFmt w:val="bullet"/>
-      <w:lvlText w:val=" "/>
+      <w:lvlText w:val="•"/>
       <w:lvlJc w:val="left"/>
       <w:pPr>
         <w:ind w:left="6480" w:hanging="360"/>
